--- a/毕设/毕业设计中期报告.docx
+++ b/毕设/毕业设计中期报告.docx
@@ -577,7 +577,7 @@
         <w:rPr>
           <w:rFonts w:hint="eastAsia" w:ascii="黑体" w:eastAsia="黑体"/>
           <w:sz w:val="32"/>
-          <w:highlight w:val="magenta"/>
+          <w:highlight w:val="none"/>
         </w:rPr>
         <w:t>202</w:t>
       </w:r>
@@ -585,7 +585,7 @@
         <w:rPr>
           <w:rFonts w:ascii="黑体" w:eastAsia="黑体"/>
           <w:sz w:val="32"/>
-          <w:highlight w:val="magenta"/>
+          <w:highlight w:val="none"/>
         </w:rPr>
         <w:t>3</w:t>
       </w:r>
@@ -593,7 +593,7 @@
         <w:rPr>
           <w:rFonts w:hint="eastAsia" w:ascii="黑体" w:eastAsia="黑体"/>
           <w:sz w:val="32"/>
-          <w:highlight w:val="magenta"/>
+          <w:highlight w:val="none"/>
         </w:rPr>
         <w:t xml:space="preserve">  年  </w:t>
       </w:r>
@@ -601,7 +601,7 @@
         <w:rPr>
           <w:rFonts w:ascii="黑体" w:eastAsia="黑体"/>
           <w:sz w:val="32"/>
-          <w:highlight w:val="magenta"/>
+          <w:highlight w:val="none"/>
         </w:rPr>
         <w:t>4</w:t>
       </w:r>
@@ -609,7 +609,7 @@
         <w:rPr>
           <w:rFonts w:hint="eastAsia" w:ascii="黑体" w:eastAsia="黑体"/>
           <w:sz w:val="32"/>
-          <w:highlight w:val="magenta"/>
+          <w:highlight w:val="none"/>
         </w:rPr>
         <w:t xml:space="preserve">   月   </w:t>
       </w:r>
@@ -617,7 +617,7 @@
         <w:rPr>
           <w:rFonts w:hint="eastAsia" w:ascii="黑体" w:eastAsia="黑体"/>
           <w:sz w:val="32"/>
-          <w:highlight w:val="magenta"/>
+          <w:highlight w:val="none"/>
           <w:lang w:val="en-US" w:eastAsia="zh-CN"/>
         </w:rPr>
         <w:t>4</w:t>
@@ -626,7 +626,7 @@
         <w:rPr>
           <w:rFonts w:hint="eastAsia" w:ascii="黑体" w:eastAsia="黑体"/>
           <w:sz w:val="32"/>
-          <w:highlight w:val="magenta"/>
+          <w:highlight w:val="none"/>
         </w:rPr>
         <w:t xml:space="preserve">  日</w:t>
       </w:r>
@@ -739,8 +739,22 @@
     <w:p>
       <w:pPr>
         <w:pStyle w:val="10"/>
-        <w:spacing w:before="156" w:after="156"/>
+        <w:keepNext w:val="0"/>
+        <w:keepLines w:val="0"/>
+        <w:pageBreakBefore w:val="0"/>
+        <w:widowControl w:val="0"/>
+        <w:kinsoku/>
+        <w:wordWrap/>
+        <w:overflowPunct/>
+        <w:topLinePunct w:val="0"/>
+        <w:autoSpaceDE/>
+        <w:autoSpaceDN/>
+        <w:bidi w:val="0"/>
+        <w:adjustRightInd/>
+        <w:snapToGrid w:val="0"/>
+        <w:spacing w:beforeLines="0" w:afterLines="0"/>
         <w:ind w:firstLine="480" w:firstLineChars="200"/>
+        <w:textAlignment w:val="auto"/>
         <w:rPr>
           <w:rFonts w:hint="default" w:hAnsi="宋体" w:eastAsia="宋体"/>
           <w:sz w:val="24"/>
@@ -749,11 +763,19 @@
       </w:pPr>
       <w:r>
         <w:rPr>
+          <w:rFonts w:hint="eastAsia" w:asciiTheme="minorEastAsia" w:hAnsiTheme="minorEastAsia" w:eastAsiaTheme="minorEastAsia" w:cstheme="minorEastAsia"/>
+          <w:sz w:val="24"/>
+          <w:lang w:val="en-US" w:eastAsia="zh-CN"/>
+        </w:rPr>
+        <w:t>截至目前4月4日，论文工作进展为完成惯性导航系统（INS）算法设计与验证，和STM32硬件驱动设计，成功按照开题报告预定的内容及</w:t>
+      </w:r>
+      <w:r>
+        <w:rPr>
           <w:rFonts w:hint="eastAsia" w:hAnsi="宋体" w:eastAsia="宋体"/>
           <w:sz w:val="24"/>
           <w:lang w:val="en-US" w:eastAsia="zh-CN"/>
         </w:rPr>
-        <w:t>截至目前4月4日，论文工作进展为完成惯性导航系统（INS）算法设计与验证，和STM32硬件驱动设计，成功按照开题报告预定的内容及进度安排进行。</w:t>
+        <w:t>进度安排进行。</w:t>
       </w:r>
     </w:p>
     <w:p>
@@ -780,42 +802,36 @@
     </w:p>
     <w:p>
       <w:pPr>
-        <w:pStyle w:val="9"/>
-        <w:widowControl w:val="0"/>
-        <w:numPr>
-          <w:ilvl w:val="0"/>
-          <w:numId w:val="0"/>
-        </w:numPr>
-        <w:spacing w:before="156" w:beforeLines="50" w:after="156" w:afterLines="50" w:line="300" w:lineRule="auto"/>
-        <w:ind w:firstLine="420" w:firstLineChars="0"/>
-        <w:jc w:val="both"/>
-        <w:rPr>
-          <w:rFonts w:hint="eastAsia" w:hAnsi="宋体" w:eastAsia="宋体" w:cstheme="minorBidi"/>
-          <w:kern w:val="2"/>
-          <w:sz w:val="24"/>
-          <w:szCs w:val="24"/>
-          <w:lang w:val="en-US" w:eastAsia="zh-CN" w:bidi="ar-SA"/>
-        </w:rPr>
-      </w:pPr>
-      <w:r>
-        <w:rPr>
-          <w:rFonts w:hint="eastAsia" w:hAnsi="宋体" w:eastAsia="宋体" w:asciiTheme="minorHAnsi" w:cstheme="minorBidi"/>
-          <w:kern w:val="2"/>
-          <w:sz w:val="24"/>
-          <w:szCs w:val="24"/>
-          <w:lang w:val="en-US" w:eastAsia="zh-CN" w:bidi="ar-SA"/>
-        </w:rPr>
-        <w:t>截止</w:t>
-      </w:r>
-      <w:r>
-        <w:rPr>
-          <w:rFonts w:hint="eastAsia" w:hAnsi="宋体" w:eastAsia="宋体" w:cstheme="minorBidi"/>
-          <w:kern w:val="2"/>
-          <w:sz w:val="24"/>
-          <w:szCs w:val="24"/>
-          <w:lang w:val="en-US" w:eastAsia="zh-CN" w:bidi="ar-SA"/>
-        </w:rPr>
-        <w:t>3月1日，针对雷迅创新的CUAV X7PRO 自驾仪的STM32H7单片机底层驱动已全部编写完成。内容包括但不限于编写了硬件SPI，UART，TIMER，SYSTICK，USB等功能外设，对传感器（IMU：ADIS16470，ICM42688，ICM20689；MAG：RM3100；BARO：MS5611；GPS：CUAV NEO3）的读写驱动，以及外围交互设备如遥控器接收机SBUS驱动，地面站MAVLINK协议驱动。</w:t>
+        <w:pStyle w:val="10"/>
+        <w:keepNext w:val="0"/>
+        <w:keepLines w:val="0"/>
+        <w:pageBreakBefore w:val="0"/>
+        <w:widowControl w:val="0"/>
+        <w:kinsoku/>
+        <w:wordWrap/>
+        <w:overflowPunct/>
+        <w:topLinePunct w:val="0"/>
+        <w:autoSpaceDE/>
+        <w:autoSpaceDN/>
+        <w:bidi w:val="0"/>
+        <w:adjustRightInd/>
+        <w:snapToGrid w:val="0"/>
+        <w:spacing w:beforeLines="0" w:afterLines="0"/>
+        <w:ind w:firstLine="480" w:firstLineChars="200"/>
+        <w:textAlignment w:val="auto"/>
+        <w:rPr>
+          <w:rFonts w:hint="eastAsia" w:asciiTheme="minorEastAsia" w:hAnsiTheme="minorEastAsia" w:eastAsiaTheme="minorEastAsia" w:cstheme="minorEastAsia"/>
+          <w:sz w:val="24"/>
+          <w:lang w:val="en-US" w:eastAsia="zh-CN"/>
+        </w:rPr>
+      </w:pPr>
+      <w:r>
+        <w:rPr>
+          <w:rFonts w:hint="eastAsia" w:asciiTheme="minorEastAsia" w:hAnsiTheme="minorEastAsia" w:eastAsiaTheme="minorEastAsia" w:cstheme="minorEastAsia"/>
+          <w:sz w:val="24"/>
+          <w:lang w:val="en-US" w:eastAsia="zh-CN"/>
+        </w:rPr>
+        <w:t>截止3月1日，针对雷迅创新的CUAV X7PRO 自驾仪的STM32H7单片机底层驱动已全部编写完成。内容包括但不限于编写了硬件SPI，UART，TIMER，SYSTICK，USB等功能外设，对传感器（IMU：ADIS16470，ICM42688，ICM20689；MAG：RM3100；BARO：MS5611；GPS：CUAV NEO3）的读写驱动，以及外围交互设备如遥控器接收机SBUS驱动，地面站MAVLINK协议驱动。</w:t>
       </w:r>
     </w:p>
     <w:p>
@@ -841,7 +857,7 @@
         <w:drawing>
           <wp:inline distT="0" distB="0" distL="114300" distR="114300">
             <wp:extent cx="1220470" cy="1333500"/>
-            <wp:effectExtent l="0" t="0" r="11430" b="0"/>
+            <wp:effectExtent l="0" t="0" r="17780" b="0"/>
             <wp:docPr id="4" name="图片 3"/>
             <wp:cNvGraphicFramePr>
               <a:graphicFrameLocks xmlns:a="http://schemas.openxmlformats.org/drawingml/2006/main" noChangeAspect="1"/>
@@ -883,30 +899,34 @@
     </w:p>
     <w:p>
       <w:pPr>
-        <w:pStyle w:val="9"/>
-        <w:widowControl w:val="0"/>
-        <w:numPr>
-          <w:ilvl w:val="0"/>
-          <w:numId w:val="0"/>
-        </w:numPr>
-        <w:spacing w:before="156" w:beforeLines="50" w:after="156" w:afterLines="50" w:line="300" w:lineRule="auto"/>
-        <w:ind w:firstLine="420" w:firstLineChars="0"/>
-        <w:jc w:val="both"/>
-        <w:rPr>
-          <w:rFonts w:hint="default" w:hAnsi="宋体" w:eastAsia="宋体" w:cstheme="minorBidi"/>
-          <w:kern w:val="2"/>
-          <w:sz w:val="24"/>
-          <w:szCs w:val="24"/>
-          <w:lang w:val="en-US" w:eastAsia="zh-CN" w:bidi="ar-SA"/>
-        </w:rPr>
-      </w:pPr>
-      <w:r>
-        <w:rPr>
-          <w:rFonts w:hint="eastAsia" w:hAnsi="宋体" w:eastAsia="宋体" w:cstheme="minorBidi"/>
-          <w:kern w:val="2"/>
-          <w:sz w:val="24"/>
-          <w:szCs w:val="24"/>
-          <w:lang w:val="en-US" w:eastAsia="zh-CN" w:bidi="ar-SA"/>
+        <w:pStyle w:val="10"/>
+        <w:keepNext w:val="0"/>
+        <w:keepLines w:val="0"/>
+        <w:pageBreakBefore w:val="0"/>
+        <w:widowControl w:val="0"/>
+        <w:kinsoku/>
+        <w:wordWrap/>
+        <w:overflowPunct/>
+        <w:topLinePunct w:val="0"/>
+        <w:autoSpaceDE/>
+        <w:autoSpaceDN/>
+        <w:bidi w:val="0"/>
+        <w:adjustRightInd/>
+        <w:snapToGrid w:val="0"/>
+        <w:spacing w:beforeLines="0" w:afterLines="0"/>
+        <w:ind w:firstLine="480" w:firstLineChars="200"/>
+        <w:textAlignment w:val="auto"/>
+        <w:rPr>
+          <w:rFonts w:hint="default" w:asciiTheme="minorEastAsia" w:hAnsiTheme="minorEastAsia" w:eastAsiaTheme="minorEastAsia" w:cstheme="minorEastAsia"/>
+          <w:sz w:val="24"/>
+          <w:lang w:val="en-US" w:eastAsia="zh-CN"/>
+        </w:rPr>
+      </w:pPr>
+      <w:r>
+        <w:rPr>
+          <w:rFonts w:hint="eastAsia" w:asciiTheme="minorEastAsia" w:hAnsiTheme="minorEastAsia" w:eastAsiaTheme="minorEastAsia" w:cstheme="minorEastAsia"/>
+          <w:sz w:val="24"/>
+          <w:lang w:val="en-US" w:eastAsia="zh-CN"/>
         </w:rPr>
         <w:t>下图展示了各外围设备的设备信息，如采集频率等。</w:t>
       </w:r>
@@ -926,7 +946,7 @@
         <w:drawing>
           <wp:inline distT="0" distB="0" distL="114300" distR="114300">
             <wp:extent cx="3173095" cy="1894205"/>
-            <wp:effectExtent l="0" t="0" r="1905" b="10795"/>
+            <wp:effectExtent l="0" t="0" r="8255" b="10795"/>
             <wp:docPr id="2" name="图片 1"/>
             <wp:cNvGraphicFramePr>
               <a:graphicFrameLocks xmlns:a="http://schemas.openxmlformats.org/drawingml/2006/main" noChangeAspect="1"/>
@@ -1017,7 +1037,7 @@
       </w:pPr>
       <w:r>
         <w:rPr>
-          <w:rFonts w:hint="eastAsia" w:hAnsi="宋体" w:eastAsia="宋体" w:cstheme="minorBidi"/>
+          <w:rFonts w:hint="eastAsia" w:asciiTheme="minorEastAsia" w:hAnsiTheme="minorEastAsia" w:eastAsiaTheme="minorEastAsia" w:cstheme="minorEastAsia"/>
           <w:kern w:val="2"/>
           <w:sz w:val="24"/>
           <w:szCs w:val="24"/>
@@ -1042,7 +1062,7 @@
         <w:drawing>
           <wp:inline distT="0" distB="0" distL="114300" distR="114300">
             <wp:extent cx="3745865" cy="1977390"/>
-            <wp:effectExtent l="0" t="0" r="635" b="3810"/>
+            <wp:effectExtent l="0" t="0" r="6985" b="3810"/>
             <wp:docPr id="3" name="图片 2"/>
             <wp:cNvGraphicFramePr>
               <a:graphicFrameLocks xmlns:a="http://schemas.openxmlformats.org/drawingml/2006/main" noChangeAspect="1"/>
@@ -1124,16 +1144,16 @@
         <w:ind w:firstLine="420" w:firstLineChars="0"/>
         <w:jc w:val="both"/>
         <w:rPr>
-          <w:rFonts w:hint="eastAsia" w:hAnsi="宋体" w:eastAsia="宋体" w:cstheme="minorBidi"/>
-          <w:kern w:val="2"/>
-          <w:sz w:val="24"/>
-          <w:szCs w:val="24"/>
-          <w:lang w:val="en-US" w:eastAsia="zh-CN" w:bidi="ar-SA"/>
-        </w:rPr>
-      </w:pPr>
-      <w:r>
-        <w:rPr>
-          <w:rFonts w:hint="eastAsia" w:hAnsi="宋体" w:eastAsia="宋体" w:cstheme="minorBidi"/>
+          <w:rFonts w:hint="eastAsia" w:asciiTheme="minorEastAsia" w:hAnsiTheme="minorEastAsia" w:eastAsiaTheme="minorEastAsia" w:cstheme="minorEastAsia"/>
+          <w:kern w:val="2"/>
+          <w:sz w:val="24"/>
+          <w:szCs w:val="24"/>
+          <w:lang w:val="en-US" w:eastAsia="zh-CN" w:bidi="ar-SA"/>
+        </w:rPr>
+      </w:pPr>
+      <w:r>
+        <w:rPr>
+          <w:rFonts w:hint="eastAsia" w:asciiTheme="minorEastAsia" w:hAnsiTheme="minorEastAsia" w:eastAsiaTheme="minorEastAsia" w:cstheme="minorEastAsia"/>
           <w:kern w:val="2"/>
           <w:sz w:val="24"/>
           <w:szCs w:val="24"/>
@@ -1154,16 +1174,16 @@
         <w:ind w:firstLine="420" w:firstLineChars="0"/>
         <w:jc w:val="both"/>
         <w:rPr>
-          <w:rFonts w:hint="eastAsia" w:hAnsi="宋体" w:eastAsia="宋体" w:cstheme="minorBidi"/>
-          <w:kern w:val="2"/>
-          <w:sz w:val="24"/>
-          <w:szCs w:val="24"/>
-          <w:lang w:val="en-US" w:eastAsia="zh-CN" w:bidi="ar-SA"/>
-        </w:rPr>
-      </w:pPr>
-      <w:r>
-        <w:rPr>
-          <w:rFonts w:hint="eastAsia" w:hAnsi="宋体" w:eastAsia="宋体" w:cstheme="minorBidi"/>
+          <w:rFonts w:hint="eastAsia" w:asciiTheme="minorEastAsia" w:hAnsiTheme="minorEastAsia" w:eastAsiaTheme="minorEastAsia" w:cstheme="minorEastAsia"/>
+          <w:kern w:val="2"/>
+          <w:sz w:val="24"/>
+          <w:szCs w:val="24"/>
+          <w:lang w:val="en-US" w:eastAsia="zh-CN" w:bidi="ar-SA"/>
+        </w:rPr>
+      </w:pPr>
+      <w:r>
+        <w:rPr>
+          <w:rFonts w:hint="eastAsia" w:asciiTheme="minorEastAsia" w:hAnsiTheme="minorEastAsia" w:eastAsiaTheme="minorEastAsia" w:cstheme="minorEastAsia"/>
           <w:kern w:val="2"/>
           <w:sz w:val="24"/>
           <w:szCs w:val="24"/>
@@ -1193,7 +1213,7 @@
       </w:pPr>
       <w:r>
         <w:rPr>
-          <w:rFonts w:hint="eastAsia" w:hAnsi="宋体" w:eastAsia="宋体" w:cstheme="minorBidi"/>
+          <w:rFonts w:hint="eastAsia" w:asciiTheme="minorEastAsia" w:hAnsiTheme="minorEastAsia" w:eastAsiaTheme="minorEastAsia" w:cstheme="minorEastAsia"/>
           <w:kern w:val="2"/>
           <w:sz w:val="24"/>
           <w:szCs w:val="24"/>
@@ -1218,7 +1238,7 @@
         <w:drawing>
           <wp:inline distT="0" distB="0" distL="114300" distR="114300">
             <wp:extent cx="4401185" cy="2060575"/>
-            <wp:effectExtent l="0" t="0" r="5715" b="9525"/>
+            <wp:effectExtent l="0" t="0" r="18415" b="15875"/>
             <wp:docPr id="5" name="图片 4"/>
             <wp:cNvGraphicFramePr>
               <a:graphicFrameLocks xmlns:a="http://schemas.openxmlformats.org/drawingml/2006/main" noChangeAspect="1"/>
@@ -1309,7 +1329,7 @@
       </w:pPr>
       <w:r>
         <w:rPr>
-          <w:rFonts w:hint="eastAsia" w:hAnsi="宋体" w:eastAsia="宋体" w:cstheme="minorBidi"/>
+          <w:rFonts w:hint="eastAsia" w:asciiTheme="minorEastAsia" w:hAnsiTheme="minorEastAsia" w:eastAsiaTheme="minorEastAsia" w:cstheme="minorEastAsia"/>
           <w:kern w:val="2"/>
           <w:sz w:val="24"/>
           <w:szCs w:val="24"/>
@@ -1333,7 +1353,7 @@
         <w:drawing>
           <wp:inline distT="0" distB="0" distL="114300" distR="114300">
             <wp:extent cx="2146300" cy="1694815"/>
-            <wp:effectExtent l="0" t="0" r="0" b="6985"/>
+            <wp:effectExtent l="0" t="0" r="6350" b="635"/>
             <wp:docPr id="6" name="图片 5"/>
             <wp:cNvGraphicFramePr>
               <a:graphicFrameLocks xmlns:a="http://schemas.openxmlformats.org/drawingml/2006/main" noChangeAspect="1"/>
@@ -1421,7 +1441,7 @@
       </w:pPr>
       <w:r>
         <w:rPr>
-          <w:rFonts w:hint="eastAsia" w:hAnsi="宋体" w:eastAsia="宋体" w:cstheme="minorBidi"/>
+          <w:rFonts w:hint="eastAsia" w:asciiTheme="minorEastAsia" w:hAnsiTheme="minorEastAsia" w:eastAsiaTheme="minorEastAsia" w:cstheme="minorEastAsia"/>
           <w:kern w:val="2"/>
           <w:sz w:val="24"/>
           <w:szCs w:val="24"/>
@@ -1446,7 +1466,7 @@
         <w:drawing>
           <wp:inline distT="0" distB="0" distL="114300" distR="114300">
             <wp:extent cx="5263515" cy="1764665"/>
-            <wp:effectExtent l="0" t="0" r="6985" b="635"/>
+            <wp:effectExtent l="0" t="0" r="13335" b="6985"/>
             <wp:docPr id="7" name="图片 6"/>
             <wp:cNvGraphicFramePr>
               <a:graphicFrameLocks xmlns:a="http://schemas.openxmlformats.org/drawingml/2006/main" noChangeAspect="1"/>
@@ -1528,16 +1548,16 @@
         <w:ind w:firstLine="420" w:firstLineChars="0"/>
         <w:jc w:val="both"/>
         <w:rPr>
-          <w:rFonts w:hint="eastAsia" w:hAnsi="宋体" w:eastAsia="宋体" w:cstheme="minorBidi"/>
-          <w:kern w:val="2"/>
-          <w:sz w:val="24"/>
-          <w:szCs w:val="24"/>
-          <w:lang w:val="en-US" w:eastAsia="zh-CN" w:bidi="ar-SA"/>
-        </w:rPr>
-      </w:pPr>
-      <w:r>
-        <w:rPr>
-          <w:rFonts w:hint="eastAsia" w:hAnsi="宋体" w:eastAsia="宋体" w:cstheme="minorBidi"/>
+          <w:rFonts w:hint="eastAsia" w:asciiTheme="minorEastAsia" w:hAnsiTheme="minorEastAsia" w:eastAsiaTheme="minorEastAsia" w:cstheme="minorEastAsia"/>
+          <w:kern w:val="2"/>
+          <w:sz w:val="24"/>
+          <w:szCs w:val="24"/>
+          <w:lang w:val="en-US" w:eastAsia="zh-CN" w:bidi="ar-SA"/>
+        </w:rPr>
+      </w:pPr>
+      <w:r>
+        <w:rPr>
+          <w:rFonts w:hint="eastAsia" w:asciiTheme="minorEastAsia" w:hAnsiTheme="minorEastAsia" w:eastAsiaTheme="minorEastAsia" w:cstheme="minorEastAsia"/>
           <w:kern w:val="2"/>
           <w:sz w:val="24"/>
           <w:szCs w:val="24"/>
@@ -1558,16 +1578,16 @@
         <w:ind w:firstLine="420" w:firstLineChars="0"/>
         <w:jc w:val="both"/>
         <w:rPr>
-          <w:rFonts w:hint="default" w:hAnsi="宋体" w:eastAsia="宋体" w:cstheme="minorBidi"/>
-          <w:kern w:val="2"/>
-          <w:sz w:val="24"/>
-          <w:szCs w:val="24"/>
-          <w:lang w:val="en-US" w:eastAsia="zh-CN" w:bidi="ar-SA"/>
-        </w:rPr>
-      </w:pPr>
-      <w:r>
-        <w:rPr>
-          <w:rFonts w:hint="eastAsia" w:hAnsi="宋体" w:eastAsia="宋体" w:cstheme="minorBidi"/>
+          <w:rFonts w:hint="default" w:asciiTheme="minorEastAsia" w:hAnsiTheme="minorEastAsia" w:eastAsiaTheme="minorEastAsia" w:cstheme="minorEastAsia"/>
+          <w:kern w:val="2"/>
+          <w:sz w:val="24"/>
+          <w:szCs w:val="24"/>
+          <w:lang w:val="en-US" w:eastAsia="zh-CN" w:bidi="ar-SA"/>
+        </w:rPr>
+      </w:pPr>
+      <w:r>
+        <w:rPr>
+          <w:rFonts w:hint="eastAsia" w:asciiTheme="minorEastAsia" w:hAnsiTheme="minorEastAsia" w:eastAsiaTheme="minorEastAsia" w:cstheme="minorEastAsia"/>
           <w:kern w:val="2"/>
           <w:sz w:val="24"/>
           <w:szCs w:val="24"/>
@@ -1704,7 +1724,7 @@
         <w:drawing>
           <wp:inline distT="0" distB="0" distL="114300" distR="114300">
             <wp:extent cx="5075555" cy="1750695"/>
-            <wp:effectExtent l="0" t="0" r="4445" b="1905"/>
+            <wp:effectExtent l="0" t="0" r="10795" b="1905"/>
             <wp:docPr id="12" name="图片 11"/>
             <wp:cNvGraphicFramePr>
               <a:graphicFrameLocks xmlns:a="http://schemas.openxmlformats.org/drawingml/2006/main" noChangeAspect="1"/>
@@ -1782,16 +1802,16 @@
         <w:ind w:firstLine="420" w:firstLineChars="0"/>
         <w:jc w:val="both"/>
         <w:rPr>
-          <w:rFonts w:hint="eastAsia" w:hAnsi="宋体" w:eastAsia="宋体" w:cstheme="minorBidi"/>
-          <w:kern w:val="2"/>
-          <w:sz w:val="24"/>
-          <w:szCs w:val="24"/>
-          <w:lang w:val="en-US" w:eastAsia="zh-CN" w:bidi="ar-SA"/>
-        </w:rPr>
-      </w:pPr>
-      <w:r>
-        <w:rPr>
-          <w:rFonts w:hint="eastAsia" w:hAnsi="宋体" w:eastAsia="宋体" w:cstheme="minorBidi"/>
+          <w:rFonts w:hint="eastAsia" w:asciiTheme="minorEastAsia" w:hAnsiTheme="minorEastAsia" w:eastAsiaTheme="minorEastAsia" w:cstheme="minorEastAsia"/>
+          <w:kern w:val="2"/>
+          <w:sz w:val="24"/>
+          <w:szCs w:val="24"/>
+          <w:lang w:val="en-US" w:eastAsia="zh-CN" w:bidi="ar-SA"/>
+        </w:rPr>
+      </w:pPr>
+      <w:r>
+        <w:rPr>
+          <w:rFonts w:hint="eastAsia" w:asciiTheme="minorEastAsia" w:hAnsiTheme="minorEastAsia" w:eastAsiaTheme="minorEastAsia" w:cstheme="minorEastAsia"/>
           <w:kern w:val="2"/>
           <w:sz w:val="24"/>
           <w:szCs w:val="24"/>
@@ -1901,7 +1921,7 @@
         <w:drawing>
           <wp:inline distT="0" distB="0" distL="114300" distR="114300">
             <wp:extent cx="3132455" cy="1420495"/>
-            <wp:effectExtent l="0" t="0" r="4445" b="1905"/>
+            <wp:effectExtent l="0" t="0" r="10795" b="8255"/>
             <wp:docPr id="10" name="图片 9"/>
             <wp:cNvGraphicFramePr>
               <a:graphicFrameLocks xmlns:a="http://schemas.openxmlformats.org/drawingml/2006/main" noChangeAspect="1"/>
@@ -1990,7 +2010,7 @@
         <w:drawing>
           <wp:inline distT="0" distB="0" distL="114300" distR="114300">
             <wp:extent cx="5266055" cy="1712595"/>
-            <wp:effectExtent l="0" t="0" r="4445" b="1905"/>
+            <wp:effectExtent l="0" t="0" r="10795" b="1905"/>
             <wp:docPr id="11" name="图片 10"/>
             <wp:cNvGraphicFramePr>
               <a:graphicFrameLocks xmlns:a="http://schemas.openxmlformats.org/drawingml/2006/main" noChangeAspect="1"/>
@@ -2077,7 +2097,7 @@
       </w:pPr>
       <w:r>
         <w:rPr>
-          <w:rFonts w:hint="eastAsia" w:hAnsi="宋体" w:eastAsia="宋体" w:cstheme="minorBidi"/>
+          <w:rFonts w:hint="eastAsia" w:asciiTheme="minorEastAsia" w:hAnsiTheme="minorEastAsia" w:eastAsiaTheme="minorEastAsia" w:cstheme="minorEastAsia"/>
           <w:kern w:val="2"/>
           <w:sz w:val="24"/>
           <w:szCs w:val="24"/>
@@ -2101,7 +2121,7 @@
         <w:drawing>
           <wp:inline distT="0" distB="0" distL="114300" distR="114300">
             <wp:extent cx="5271770" cy="1546860"/>
-            <wp:effectExtent l="0" t="0" r="11430" b="2540"/>
+            <wp:effectExtent l="0" t="0" r="5080" b="15240"/>
             <wp:docPr id="15" name="图片 13"/>
             <wp:cNvGraphicFramePr>
               <a:graphicFrameLocks xmlns:a="http://schemas.openxmlformats.org/drawingml/2006/main" noChangeAspect="1"/>
@@ -2182,16 +2202,16 @@
         <w:ind w:firstLine="420" w:firstLineChars="0"/>
         <w:jc w:val="both"/>
         <w:rPr>
-          <w:rFonts w:hint="default" w:hAnsi="宋体" w:eastAsia="宋体" w:cstheme="minorBidi"/>
-          <w:kern w:val="2"/>
-          <w:sz w:val="24"/>
-          <w:szCs w:val="24"/>
-          <w:lang w:val="en-US" w:eastAsia="zh-CN" w:bidi="ar-SA"/>
-        </w:rPr>
-      </w:pPr>
-      <w:r>
-        <w:rPr>
-          <w:rFonts w:hint="eastAsia" w:hAnsi="宋体" w:eastAsia="宋体" w:cstheme="minorBidi"/>
+          <w:rFonts w:hint="default" w:asciiTheme="minorEastAsia" w:hAnsiTheme="minorEastAsia" w:eastAsiaTheme="minorEastAsia" w:cstheme="minorEastAsia"/>
+          <w:kern w:val="2"/>
+          <w:sz w:val="24"/>
+          <w:szCs w:val="24"/>
+          <w:lang w:val="en-US" w:eastAsia="zh-CN" w:bidi="ar-SA"/>
+        </w:rPr>
+      </w:pPr>
+      <w:r>
+        <w:rPr>
+          <w:rFonts w:hint="eastAsia" w:asciiTheme="minorEastAsia" w:hAnsiTheme="minorEastAsia" w:eastAsiaTheme="minorEastAsia" w:cstheme="minorEastAsia"/>
           <w:kern w:val="2"/>
           <w:sz w:val="24"/>
           <w:szCs w:val="24"/>
@@ -2215,7 +2235,7 @@
         <w:drawing>
           <wp:inline distT="0" distB="0" distL="114300" distR="114300">
             <wp:extent cx="5260975" cy="1917065"/>
-            <wp:effectExtent l="0" t="0" r="9525" b="635"/>
+            <wp:effectExtent l="0" t="0" r="15875" b="6985"/>
             <wp:docPr id="16" name="图片 14"/>
             <wp:cNvGraphicFramePr>
               <a:graphicFrameLocks xmlns:a="http://schemas.openxmlformats.org/drawingml/2006/main" noChangeAspect="1"/>
@@ -2296,16 +2316,16 @@
         <w:ind w:firstLine="420" w:firstLineChars="0"/>
         <w:jc w:val="both"/>
         <w:rPr>
-          <w:rFonts w:hint="default" w:hAnsi="宋体" w:eastAsia="宋体" w:cstheme="minorBidi"/>
-          <w:kern w:val="2"/>
-          <w:sz w:val="24"/>
-          <w:szCs w:val="24"/>
-          <w:lang w:val="en-US" w:eastAsia="zh-CN" w:bidi="ar-SA"/>
-        </w:rPr>
-      </w:pPr>
-      <w:r>
-        <w:rPr>
-          <w:rFonts w:hint="eastAsia" w:hAnsi="宋体" w:eastAsia="宋体" w:cstheme="minorBidi"/>
+          <w:rFonts w:hint="default" w:asciiTheme="minorEastAsia" w:hAnsiTheme="minorEastAsia" w:eastAsiaTheme="minorEastAsia" w:cstheme="minorEastAsia"/>
+          <w:kern w:val="2"/>
+          <w:sz w:val="24"/>
+          <w:szCs w:val="24"/>
+          <w:lang w:val="en-US" w:eastAsia="zh-CN" w:bidi="ar-SA"/>
+        </w:rPr>
+      </w:pPr>
+      <w:r>
+        <w:rPr>
+          <w:rFonts w:hint="eastAsia" w:asciiTheme="minorEastAsia" w:hAnsiTheme="minorEastAsia" w:eastAsiaTheme="minorEastAsia" w:cstheme="minorEastAsia"/>
           <w:kern w:val="2"/>
           <w:sz w:val="24"/>
           <w:szCs w:val="24"/>
@@ -2337,7 +2357,7 @@
         <w:drawing>
           <wp:inline distT="0" distB="0" distL="114300" distR="114300">
             <wp:extent cx="4986655" cy="2757805"/>
-            <wp:effectExtent l="0" t="0" r="4445" b="10795"/>
+            <wp:effectExtent l="0" t="0" r="4445" b="4445"/>
             <wp:docPr id="71" name="图片 1"/>
             <wp:cNvGraphicFramePr>
               <a:graphicFrameLocks xmlns:a="http://schemas.openxmlformats.org/drawingml/2006/main" noChangeAspect="1"/>
@@ -2400,7 +2420,7 @@
         <w:drawing>
           <wp:inline distT="0" distB="0" distL="114300" distR="114300">
             <wp:extent cx="5247005" cy="2028825"/>
-            <wp:effectExtent l="0" t="0" r="10795" b="3175"/>
+            <wp:effectExtent l="0" t="0" r="10795" b="9525"/>
             <wp:docPr id="73" name="图片 2"/>
             <wp:cNvGraphicFramePr>
               <a:graphicFrameLocks xmlns:a="http://schemas.openxmlformats.org/drawingml/2006/main" noChangeAspect="1"/>
@@ -2453,16 +2473,16 @@
         <w:ind w:firstLine="420" w:firstLineChars="0"/>
         <w:jc w:val="both"/>
         <w:rPr>
-          <w:rFonts w:hint="default" w:hAnsi="宋体" w:eastAsia="宋体" w:cstheme="minorBidi"/>
-          <w:kern w:val="2"/>
-          <w:sz w:val="24"/>
-          <w:szCs w:val="24"/>
-          <w:lang w:val="en-US" w:eastAsia="zh-CN" w:bidi="ar-SA"/>
-        </w:rPr>
-      </w:pPr>
-      <w:r>
-        <w:rPr>
-          <w:rFonts w:hint="eastAsia" w:hAnsi="宋体" w:eastAsia="宋体" w:cstheme="minorBidi"/>
+          <w:rFonts w:hint="default" w:asciiTheme="minorEastAsia" w:hAnsiTheme="minorEastAsia" w:eastAsiaTheme="minorEastAsia" w:cstheme="minorEastAsia"/>
+          <w:kern w:val="2"/>
+          <w:sz w:val="24"/>
+          <w:szCs w:val="24"/>
+          <w:lang w:val="en-US" w:eastAsia="zh-CN" w:bidi="ar-SA"/>
+        </w:rPr>
+      </w:pPr>
+      <w:r>
+        <w:rPr>
+          <w:rFonts w:hint="eastAsia" w:asciiTheme="minorEastAsia" w:hAnsiTheme="minorEastAsia" w:eastAsiaTheme="minorEastAsia" w:cstheme="minorEastAsia"/>
           <w:kern w:val="2"/>
           <w:sz w:val="24"/>
           <w:szCs w:val="24"/>
@@ -2503,16 +2523,16 @@
         <w:ind w:firstLine="420" w:firstLineChars="0"/>
         <w:jc w:val="both"/>
         <w:rPr>
-          <w:rFonts w:hint="eastAsia" w:hAnsi="宋体" w:eastAsia="宋体" w:cstheme="minorBidi"/>
-          <w:kern w:val="2"/>
-          <w:sz w:val="24"/>
-          <w:szCs w:val="24"/>
-          <w:lang w:val="en-US" w:eastAsia="zh-CN" w:bidi="ar-SA"/>
-        </w:rPr>
-      </w:pPr>
-      <w:r>
-        <w:rPr>
-          <w:rFonts w:hint="eastAsia" w:hAnsi="宋体" w:eastAsia="宋体" w:cstheme="minorBidi"/>
+          <w:rFonts w:hint="eastAsia" w:asciiTheme="minorEastAsia" w:hAnsiTheme="minorEastAsia" w:eastAsiaTheme="minorEastAsia" w:cstheme="minorEastAsia"/>
+          <w:kern w:val="2"/>
+          <w:sz w:val="24"/>
+          <w:szCs w:val="24"/>
+          <w:lang w:val="en-US" w:eastAsia="zh-CN" w:bidi="ar-SA"/>
+        </w:rPr>
+      </w:pPr>
+      <w:r>
+        <w:rPr>
+          <w:rFonts w:hint="eastAsia" w:asciiTheme="minorEastAsia" w:hAnsiTheme="minorEastAsia" w:eastAsiaTheme="minorEastAsia" w:cstheme="minorEastAsia"/>
           <w:kern w:val="2"/>
           <w:sz w:val="24"/>
           <w:szCs w:val="24"/>
@@ -2522,7 +2542,7 @@
       </w:r>
       <w:r>
         <w:rPr>
-          <w:rFonts w:hint="eastAsia" w:hAnsi="宋体" w:eastAsia="宋体" w:cstheme="minorBidi"/>
+          <w:rFonts w:hint="eastAsia" w:asciiTheme="minorEastAsia" w:hAnsiTheme="minorEastAsia" w:eastAsiaTheme="minorEastAsia" w:cstheme="minorEastAsia"/>
           <w:kern w:val="2"/>
           <w:sz w:val="24"/>
           <w:szCs w:val="24"/>
@@ -2532,24 +2552,42 @@
       </w:r>
       <w:r>
         <w:rPr>
-          <w:rFonts w:hint="eastAsia" w:hAnsi="宋体" w:eastAsia="宋体" w:cstheme="minorBidi"/>
+          <w:rFonts w:hint="eastAsia" w:asciiTheme="minorEastAsia" w:hAnsiTheme="minorEastAsia" w:eastAsiaTheme="minorEastAsia" w:cstheme="minorEastAsia"/>
           <w:kern w:val="2"/>
           <w:sz w:val="24"/>
           <w:szCs w:val="24"/>
           <w:lang w:val="en-US" w:eastAsia="zh-CN" w:bidi="ar-SA"/>
         </w:rPr>
         <w:tab/>
+      </w:r>
+      <w:r>
+        <w:rPr>
+          <w:rFonts w:hint="eastAsia" w:asciiTheme="minorEastAsia" w:hAnsiTheme="minorEastAsia" w:eastAsiaTheme="minorEastAsia" w:cstheme="minorEastAsia"/>
+          <w:kern w:val="2"/>
+          <w:sz w:val="24"/>
+          <w:szCs w:val="24"/>
+          <w:lang w:val="en-US" w:eastAsia="zh-CN" w:bidi="ar-SA"/>
+        </w:rPr>
         <w:t>1.</w:t>
       </w:r>
       <w:r>
         <w:rPr>
-          <w:rFonts w:hint="eastAsia" w:hAnsi="宋体" w:eastAsia="宋体" w:cstheme="minorBidi"/>
+          <w:rFonts w:hint="eastAsia" w:asciiTheme="minorEastAsia" w:hAnsiTheme="minorEastAsia" w:eastAsiaTheme="minorEastAsia" w:cstheme="minorEastAsia"/>
           <w:kern w:val="2"/>
           <w:sz w:val="24"/>
           <w:szCs w:val="24"/>
           <w:lang w:val="en-US" w:eastAsia="zh-CN" w:bidi="ar-SA"/>
         </w:rPr>
         <w:tab/>
+      </w:r>
+      <w:r>
+        <w:rPr>
+          <w:rFonts w:hint="eastAsia" w:asciiTheme="minorEastAsia" w:hAnsiTheme="minorEastAsia" w:eastAsiaTheme="minorEastAsia" w:cstheme="minorEastAsia"/>
+          <w:kern w:val="2"/>
+          <w:sz w:val="24"/>
+          <w:szCs w:val="24"/>
+          <w:lang w:val="en-US" w:eastAsia="zh-CN" w:bidi="ar-SA"/>
+        </w:rPr>
         <w:t>模型输出：在Simulink上配置模型参数（如目标平台信息，位数），使用 Simulink Embedded Coder工具生成嵌入式代码。</w:t>
       </w:r>
     </w:p>
@@ -2559,42 +2597,71 @@
         <w:widowControl w:val="0"/>
         <w:numPr>
           <w:ilvl w:val="0"/>
-          <w:numId w:val="3"/>
+          <w:numId w:val="0"/>
         </w:numPr>
         <w:spacing w:before="156" w:beforeLines="50" w:after="156" w:afterLines="50" w:line="300" w:lineRule="auto"/>
         <w:ind w:firstLine="420" w:firstLineChars="0"/>
         <w:jc w:val="both"/>
         <w:rPr>
-          <w:rFonts w:hint="default" w:hAnsi="宋体" w:eastAsia="宋体" w:cstheme="minorBidi"/>
-          <w:kern w:val="2"/>
-          <w:sz w:val="24"/>
-          <w:szCs w:val="24"/>
-          <w:lang w:val="en-US" w:eastAsia="zh-CN" w:bidi="ar-SA"/>
-        </w:rPr>
-      </w:pPr>
-      <w:r>
-        <w:rPr>
-          <w:rFonts w:hint="eastAsia" w:hAnsi="宋体" w:eastAsia="宋体" w:cstheme="minorBidi"/>
-          <w:kern w:val="2"/>
-          <w:sz w:val="24"/>
-          <w:szCs w:val="24"/>
-          <w:lang w:val="en-US" w:eastAsia="zh-CN" w:bidi="ar-SA"/>
-        </w:rPr>
-        <w:t>模型部署：Simulink在生成后的代码头文件中预留了模型IO接口变量和函数，因此需要为模型适配嵌入式端接口。</w:t>
-      </w:r>
-    </w:p>
-    <w:p>
-      <w:pPr>
-        <w:pStyle w:val="9"/>
-        <w:widowControl w:val="0"/>
-        <w:numPr>
-          <w:ilvl w:val="0"/>
-          <w:numId w:val="3"/>
+          <w:rFonts w:hint="default" w:asciiTheme="minorEastAsia" w:hAnsiTheme="minorEastAsia" w:eastAsiaTheme="minorEastAsia" w:cstheme="minorEastAsia"/>
+          <w:kern w:val="2"/>
+          <w:sz w:val="24"/>
+          <w:szCs w:val="24"/>
+          <w:lang w:val="en-US" w:eastAsia="zh-CN" w:bidi="ar-SA"/>
+        </w:rPr>
+      </w:pPr>
+      <w:r>
+        <w:rPr>
+          <w:rFonts w:hint="eastAsia" w:asciiTheme="minorEastAsia" w:hAnsiTheme="minorEastAsia" w:eastAsiaTheme="minorEastAsia" w:cstheme="minorEastAsia"/>
+          <w:kern w:val="2"/>
+          <w:sz w:val="24"/>
+          <w:szCs w:val="24"/>
+          <w:lang w:val="en-US" w:eastAsia="zh-CN" w:bidi="ar-SA"/>
+        </w:rPr>
+        <w:t>2.模型部署：Simulink在生成后的代码头文件中预留了模型IO接口变量和函数，因此需要为模型适配嵌入式端接口。</w:t>
+      </w:r>
+    </w:p>
+    <w:p>
+      <w:pPr>
+        <w:pStyle w:val="9"/>
+        <w:widowControl w:val="0"/>
+        <w:numPr>
+          <w:ilvl w:val="0"/>
+          <w:numId w:val="0"/>
         </w:numPr>
         <w:spacing w:before="156" w:beforeLines="50" w:after="156" w:afterLines="50" w:line="300" w:lineRule="auto"/>
         <w:ind w:firstLine="420" w:firstLineChars="0"/>
         <w:jc w:val="both"/>
         <w:rPr>
+          <w:rFonts w:hint="default" w:asciiTheme="minorEastAsia" w:hAnsiTheme="minorEastAsia" w:eastAsiaTheme="minorEastAsia" w:cstheme="minorEastAsia"/>
+          <w:kern w:val="2"/>
+          <w:sz w:val="24"/>
+          <w:szCs w:val="24"/>
+          <w:lang w:val="en-US" w:eastAsia="zh-CN" w:bidi="ar-SA"/>
+        </w:rPr>
+      </w:pPr>
+      <w:r>
+        <w:rPr>
+          <w:rFonts w:hint="eastAsia" w:asciiTheme="minorEastAsia" w:hAnsiTheme="minorEastAsia" w:eastAsiaTheme="minorEastAsia" w:cstheme="minorEastAsia"/>
+          <w:kern w:val="2"/>
+          <w:sz w:val="24"/>
+          <w:szCs w:val="24"/>
+          <w:lang w:val="en-US" w:eastAsia="zh-CN" w:bidi="ar-SA"/>
+        </w:rPr>
+        <w:t>3.模型测试：在地面站发布运动指令控制小车运动，同时记录下模型输出信息，并在结束后与真实运动情况进行比对。拟结束时间：4.15</w:t>
+      </w:r>
+    </w:p>
+    <w:p>
+      <w:pPr>
+        <w:pStyle w:val="9"/>
+        <w:widowControl w:val="0"/>
+        <w:numPr>
+          <w:ilvl w:val="0"/>
+          <w:numId w:val="0"/>
+        </w:numPr>
+        <w:spacing w:before="156" w:beforeLines="50" w:after="156" w:afterLines="50" w:line="300" w:lineRule="auto"/>
+        <w:jc w:val="both"/>
+        <w:rPr>
           <w:rFonts w:hint="default" w:hAnsi="宋体" w:eastAsia="宋体" w:cstheme="minorBidi"/>
           <w:kern w:val="2"/>
           <w:sz w:val="24"/>
@@ -2602,7 +2669,43 @@
           <w:lang w:val="en-US" w:eastAsia="zh-CN" w:bidi="ar-SA"/>
         </w:rPr>
       </w:pPr>
-      <w:r>
+    </w:p>
+    <w:p>
+      <w:pPr>
+        <w:pStyle w:val="9"/>
+        <w:spacing w:before="156" w:after="156"/>
+        <w:rPr>
+          <w:rFonts w:cs="Times New Roman"/>
+        </w:rPr>
+      </w:pPr>
+      <w:r>
+        <w:rPr>
+          <w:rFonts w:cs="Times New Roman"/>
+          <w:szCs w:val="24"/>
+        </w:rPr>
+        <w:t>4．</w:t>
+      </w:r>
+      <w:r>
+        <w:rPr>
+          <w:rFonts w:cs="Times New Roman"/>
+        </w:rPr>
+        <w:t>存在的问题与困难</w:t>
+      </w:r>
+    </w:p>
+    <w:p>
+      <w:pPr>
+        <w:pStyle w:val="9"/>
+        <w:widowControl w:val="0"/>
+        <w:numPr>
+          <w:ilvl w:val="0"/>
+          <w:numId w:val="0"/>
+        </w:numPr>
+        <w:tabs>
+          <w:tab w:val="left" w:pos="7073"/>
+        </w:tabs>
+        <w:spacing w:before="156" w:beforeLines="50" w:after="156" w:afterLines="50" w:line="300" w:lineRule="auto"/>
+        <w:ind w:firstLine="420" w:firstLineChars="0"/>
+        <w:jc w:val="both"/>
         <w:rPr>
           <w:rFonts w:hint="eastAsia" w:hAnsi="宋体" w:eastAsia="宋体" w:cstheme="minorBidi"/>
           <w:kern w:val="2"/>
@@ -2610,47 +2713,16 @@
           <w:szCs w:val="24"/>
           <w:lang w:val="en-US" w:eastAsia="zh-CN" w:bidi="ar-SA"/>
         </w:rPr>
-        <w:t>模型测试：在地面站发布运动指令控制小车运动，同时记录下模型输出信息，并在结束后与真实运动情况进行比对。拟结束时间：4.15</w:t>
-      </w:r>
-    </w:p>
-    <w:p>
-      <w:pPr>
-        <w:pStyle w:val="9"/>
-        <w:widowControl w:val="0"/>
-        <w:numPr>
-          <w:numId w:val="0"/>
-        </w:numPr>
-        <w:spacing w:before="156" w:beforeLines="50" w:after="156" w:afterLines="50" w:line="300" w:lineRule="auto"/>
-        <w:jc w:val="both"/>
-        <w:rPr>
-          <w:rFonts w:hint="default" w:hAnsi="宋体" w:eastAsia="宋体" w:cstheme="minorBidi"/>
-          <w:kern w:val="2"/>
-          <w:sz w:val="24"/>
-          <w:szCs w:val="24"/>
-          <w:lang w:val="en-US" w:eastAsia="zh-CN" w:bidi="ar-SA"/>
-        </w:rPr>
-      </w:pPr>
-    </w:p>
-    <w:p>
-      <w:pPr>
-        <w:pStyle w:val="9"/>
-        <w:spacing w:before="156" w:after="156"/>
-        <w:rPr>
-          <w:rFonts w:cs="Times New Roman"/>
-        </w:rPr>
-      </w:pPr>
-      <w:r>
-        <w:rPr>
-          <w:rFonts w:cs="Times New Roman"/>
-          <w:szCs w:val="24"/>
-        </w:rPr>
-        <w:t>4．</w:t>
-      </w:r>
-      <w:r>
-        <w:rPr>
-          <w:rFonts w:cs="Times New Roman"/>
-        </w:rPr>
-        <w:t>存在的问题与困难</w:t>
+      </w:pPr>
+      <w:r>
+        <w:rPr>
+          <w:rFonts w:hint="eastAsia" w:hAnsi="宋体" w:eastAsia="宋体" w:cstheme="minorBidi"/>
+          <w:kern w:val="2"/>
+          <w:sz w:val="24"/>
+          <w:szCs w:val="24"/>
+          <w:lang w:val="en-US" w:eastAsia="zh-CN" w:bidi="ar-SA"/>
+        </w:rPr>
+        <w:t>存在的问题：目前模型的输出精度评价仍依靠对比EKF算法输出精度，算法之间无法直接评价利弊。</w:t>
       </w:r>
     </w:p>
     <w:p>
@@ -2659,9 +2731,20 @@
         <w:spacing w:before="156" w:after="156"/>
         <w:ind w:firstLine="420" w:firstLineChars="0"/>
         <w:rPr>
-          <w:rFonts w:cs="Times New Roman"/>
-        </w:rPr>
-      </w:pPr>
+          <w:rFonts w:hint="default" w:eastAsia="黑体" w:cs="Times New Roman"/>
+          <w:lang w:val="en-US" w:eastAsia="zh-CN"/>
+        </w:rPr>
+      </w:pPr>
+      <w:r>
+        <w:rPr>
+          <w:rFonts w:hint="eastAsia" w:hAnsi="宋体" w:eastAsia="宋体" w:cstheme="minorBidi"/>
+          <w:kern w:val="2"/>
+          <w:sz w:val="24"/>
+          <w:szCs w:val="24"/>
+          <w:lang w:val="en-US" w:eastAsia="zh-CN" w:bidi="ar-SA"/>
+        </w:rPr>
+        <w:t>困难：目前作品完成度较高，处于收尾阶段，未遇到较大困难。</w:t>
+      </w:r>
     </w:p>
     <w:p>
       <w:pPr>
@@ -2697,41 +2780,33 @@
         <w:ind w:firstLine="420" w:firstLineChars="0"/>
         <w:jc w:val="both"/>
         <w:rPr>
-          <w:rFonts w:hint="default" w:hAnsi="宋体" w:eastAsia="宋体" w:cstheme="minorBidi"/>
-          <w:kern w:val="2"/>
-          <w:sz w:val="24"/>
-          <w:szCs w:val="24"/>
-          <w:lang w:val="en-US" w:eastAsia="zh-CN" w:bidi="ar-SA"/>
-        </w:rPr>
-      </w:pPr>
-      <w:r>
-        <w:rPr>
-          <w:rFonts w:hint="eastAsia" w:hAnsi="宋体" w:eastAsia="宋体" w:cstheme="minorBidi"/>
-          <w:kern w:val="2"/>
-          <w:sz w:val="24"/>
-          <w:szCs w:val="24"/>
-          <w:lang w:val="en-US" w:eastAsia="zh-CN" w:bidi="ar-SA"/>
-        </w:rPr>
-        <w:t>作品的</w:t>
-      </w:r>
+          <w:rFonts w:hint="default" w:asciiTheme="minorEastAsia" w:hAnsiTheme="minorEastAsia" w:eastAsiaTheme="minorEastAsia" w:cstheme="minorEastAsia"/>
+          <w:kern w:val="2"/>
+          <w:sz w:val="24"/>
+          <w:szCs w:val="24"/>
+          <w:lang w:val="en-US" w:eastAsia="zh-CN" w:bidi="ar-SA"/>
+        </w:rPr>
+      </w:pPr>
+      <w:r>
+        <w:rPr>
+          <w:rFonts w:hint="eastAsia" w:asciiTheme="minorEastAsia" w:hAnsiTheme="minorEastAsia" w:eastAsiaTheme="minorEastAsia" w:cstheme="minorEastAsia"/>
+          <w:kern w:val="2"/>
+          <w:sz w:val="24"/>
+          <w:szCs w:val="24"/>
+          <w:lang w:val="en-US" w:eastAsia="zh-CN" w:bidi="ar-SA"/>
+        </w:rPr>
+        <w:t>作品的主体算法设计以及底层嵌入式开发已经完成，因此论文按时完成的可能性很高。</w:t>
+      </w:r>
+    </w:p>
+    <w:p>
+      <w:pPr>
+        <w:spacing w:before="78" w:after="78"/>
+        <w:ind w:firstLine="480"/>
+      </w:pPr>
+    </w:p>
+    <w:p>
       <w:bookmarkStart w:id="0" w:name="_GoBack"/>
       <w:bookmarkEnd w:id="0"/>
-      <w:r>
-        <w:rPr>
-          <w:rFonts w:hint="eastAsia" w:hAnsi="宋体" w:eastAsia="宋体" w:cstheme="minorBidi"/>
-          <w:kern w:val="2"/>
-          <w:sz w:val="24"/>
-          <w:szCs w:val="24"/>
-          <w:lang w:val="en-US" w:eastAsia="zh-CN" w:bidi="ar-SA"/>
-        </w:rPr>
-        <w:t>主体算法设计以及底层嵌入式开发已经完成，因此论文按时完成的可能性很高。</w:t>
-      </w:r>
-    </w:p>
-    <w:p>
-      <w:pPr>
-        <w:spacing w:before="78" w:after="78"/>
-        <w:ind w:firstLine="480"/>
-      </w:pPr>
     </w:p>
     <w:sectPr>
       <w:headerReference r:id="rId7" w:type="first"/>
@@ -2878,22 +2953,6 @@
 <file path=word/numbering.xml><?xml version="1.0" encoding="utf-8"?>
 <w:numbering xmlns:wpc="http://schemas.microsoft.com/office/word/2010/wordprocessingCanvas" xmlns:mc="http://schemas.openxmlformats.org/markup-compatibility/2006" xmlns:o="urn:schemas-microsoft-com:office:office" xmlns:r="http://schemas.openxmlformats.org/officeDocument/2006/relationships" xmlns:m="http://schemas.openxmlformats.org/officeDocument/2006/math" xmlns:v="urn:schemas-microsoft-com:vml" xmlns:wp14="http://schemas.microsoft.com/office/word/2010/wordprocessingDrawing" xmlns:wp="http://schemas.openxmlformats.org/drawingml/2006/wordprocessingDrawing" xmlns:w10="urn:schemas-microsoft-com:office:word" xmlns:w="http://schemas.openxmlformats.org/wordprocessingml/2006/main" xmlns:w14="http://schemas.microsoft.com/office/word/2010/wordml" xmlns:wpg="http://schemas.microsoft.com/office/word/2010/wordprocessingGroup" xmlns:wpi="http://schemas.microsoft.com/office/word/2010/wordprocessingInk" xmlns:wne="http://schemas.microsoft.com/office/word/2006/wordml" xmlns:wps="http://schemas.microsoft.com/office/word/2010/wordprocessingShape" xmlns:wpsCustomData="http://www.wps.cn/officeDocument/2013/wpsCustomData" mc:Ignorable="w14 wp14">
   <w:abstractNum w:abstractNumId="0">
-    <w:nsid w:val="C2E2C7A7"/>
-    <w:multiLevelType w:val="singleLevel"/>
-    <w:tmpl w:val="C2E2C7A7"/>
-    <w:lvl w:ilvl="0" w:tentative="0">
-      <w:start w:val="2"/>
-      <w:numFmt w:val="decimal"/>
-      <w:lvlText w:val="%1."/>
-      <w:lvlJc w:val="left"/>
-      <w:pPr>
-        <w:tabs>
-          <w:tab w:val="left" w:pos="312"/>
-        </w:tabs>
-      </w:pPr>
-    </w:lvl>
-  </w:abstractNum>
-  <w:abstractNum w:abstractNumId="1">
     <w:nsid w:val="D4704109"/>
     <w:multiLevelType w:val="singleLevel"/>
     <w:tmpl w:val="D4704109"/>
@@ -2905,7 +2964,7 @@
       <w:lvlJc w:val="left"/>
     </w:lvl>
   </w:abstractNum>
-  <w:abstractNum w:abstractNumId="2">
+  <w:abstractNum w:abstractNumId="1">
     <w:nsid w:val="2726095B"/>
     <w:multiLevelType w:val="multilevel"/>
     <w:tmpl w:val="2726095B"/>
@@ -3082,12 +3141,9 @@
     </w:lvl>
   </w:abstractNum>
   <w:num w:numId="1">
-    <w:abstractNumId w:val="2"/>
+    <w:abstractNumId w:val="1"/>
   </w:num>
   <w:num w:numId="2">
-    <w:abstractNumId w:val="1"/>
-  </w:num>
-  <w:num w:numId="3">
     <w:abstractNumId w:val="0"/>
   </w:num>
 </w:numbering>
@@ -3196,7 +3252,7 @@
     <w:lsdException w:unhideWhenUsed="0" w:uiPriority="0" w:semiHidden="0" w:name="Document Map"/>
     <w:lsdException w:unhideWhenUsed="0" w:uiPriority="0" w:semiHidden="0" w:name="Plain Text"/>
     <w:lsdException w:unhideWhenUsed="0" w:uiPriority="0" w:semiHidden="0" w:name="E-mail Signature"/>
-    <w:lsdException w:unhideWhenUsed="0" w:uiPriority="0" w:semiHidden="0" w:name="Normal (Web)"/>
+    <w:lsdException w:qFormat="1" w:unhideWhenUsed="0" w:uiPriority="0" w:semiHidden="0" w:name="Normal (Web)"/>
     <w:lsdException w:unhideWhenUsed="0" w:uiPriority="0" w:semiHidden="0" w:name="HTML Acronym"/>
     <w:lsdException w:unhideWhenUsed="0" w:uiPriority="0" w:semiHidden="0" w:name="HTML Address"/>
     <w:lsdException w:unhideWhenUsed="0" w:uiPriority="0" w:semiHidden="0" w:name="HTML Cite"/>
@@ -3463,6 +3519,7 @@
   <w:style w:type="paragraph" w:styleId="5">
     <w:name w:val="Normal (Web)"/>
     <w:basedOn w:val="1"/>
+    <w:qFormat/>
     <w:uiPriority w:val="0"/>
     <w:pPr>
       <w:spacing w:before="0" w:beforeAutospacing="1" w:after="0" w:afterAutospacing="1"/>
